--- a/Classwork_ALevel_20261023.docx
+++ b/Classwork_ALevel_20261023.docx
@@ -1577,6 +1577,7 @@
                 <w:lang w:val="en-US" w:eastAsia="en-US" w:bidi="ar-SA"/>
               </w:rPr>
             </w:pPr>
+            <w:commentRangeStart w:id="0"/>
             <w:r>
               <w:rPr>
                 <w:rFonts w:eastAsia="ＭＳ 明朝" w:cs="" w:ascii="Consolas;Courier New;monospace" w:hAnsi="Consolas;Courier New;monospace"/>
@@ -1628,6 +1629,13 @@
                 <w:lang w:val="en-US" w:eastAsia="en-US" w:bidi="ar-SA"/>
               </w:rPr>
               <w:t xml:space="preserve"> []</w:t>
+            </w:r>
+            <w:commentRangeEnd w:id="0"/>
+            <w:r>
+              <w:rPr>
+                <w:rStyle w:val="CommentReference"/>
+              </w:rPr>
+              <w:commentReference w:id="0"/>
             </w:r>
           </w:p>
           <w:p>
@@ -2638,6 +2646,7 @@
                 <w:lang w:val="en-US" w:eastAsia="en-US" w:bidi="ar-SA"/>
               </w:rPr>
             </w:pPr>
+            <w:commentRangeStart w:id="1"/>
             <w:r>
               <w:rPr>
                 <w:rFonts w:eastAsia="ＭＳ 明朝" w:cs="" w:ascii="Consolas;Courier New;monospace" w:hAnsi="Consolas;Courier New;monospace"/>
@@ -2689,6 +2698,13 @@
                 <w:lang w:val="en-US" w:eastAsia="en-US" w:bidi="ar-SA"/>
               </w:rPr>
               <w:t xml:space="preserve"> []</w:t>
+            </w:r>
+            <w:commentRangeEnd w:id="1"/>
+            <w:r>
+              <w:rPr>
+                <w:rStyle w:val="CommentReference"/>
+              </w:rPr>
+              <w:commentReference w:id="1"/>
             </w:r>
           </w:p>
           <w:p>
@@ -5126,6 +5142,43 @@
     </w:sectPr>
   </w:body>
 </w:document>
+</file>
+
+<file path=word/comments.xml><?xml version="1.0" encoding="utf-8"?>
+<w:comments xmlns:a="http://schemas.openxmlformats.org/drawingml/2006/main" xmlns:pic="http://schemas.openxmlformats.org/drawingml/2006/picture" xmlns:r="http://schemas.openxmlformats.org/officeDocument/2006/relationships" xmlns:w="http://schemas.openxmlformats.org/wordprocessingml/2006/main" xmlns:wp="http://schemas.openxmlformats.org/drawingml/2006/wordprocessingDrawing" xmlns:mc="http://schemas.openxmlformats.org/markup-compatibility/2006" xmlns:a14="http://schemas.microsoft.com/office/drawing/2010/main" xmlns:w14="http://schemas.microsoft.com/office/word/2010/wordml" xmlns:wpc="http://schemas.microsoft.com/office/word/2010/wordprocessingCanvas">
+  <w:comment w:id="0" w:author="Teacher" w:initials="T" w:date="2026-10-23T13:17:20Z">
+    <w:p>
+      <w:pPr>
+        <w:pStyle w:val="CommentText"/>
+      </w:pPr>
+      <w:r>
+        <w:rPr>
+          <w:rStyle w:val="CommentReference"/>
+        </w:rPr>
+        <w:annotationRef/>
+      </w:r>
+      <w:r>
+        <w:t>24/26 - The number is read as a string and passed straight into Card(), so Number holds "1" rather than 1, even though the class declares Number : INTEGER. Apply int() to the number line, e.g. NumberRead = int(f.readline().strip()). (-2)</w:t>
+      </w:r>
+    </w:p>
+  </w:comment>
+  <w:comment w:id="1" w:author="Teacher" w:initials="T" w:date="2026-10-23T13:17:20Z">
+    <w:p>
+      <w:pPr>
+        <w:pStyle w:val="CommentText"/>
+      </w:pPr>
+      <w:r>
+        <w:rPr>
+          <w:rStyle w:val="CommentReference"/>
+        </w:rPr>
+        <w:annotationRef/>
+      </w:r>
+      <w:r>
+        <w:t>17/22 - SelectedCards.append(...) and return are indented inside the while loop, so the function always returns after the first pass. If the first input is out of range or already taken, the replacement input is accepted without being checked again - it could be another duplicate or an invalid index. Move the append and the return out of the loop, after it has finished. (-5)</w:t>
+      </w:r>
+    </w:p>
+  </w:comment>
+</w:comments>
 </file>
 
 <file path=word/header1.xml><?xml version="1.0" encoding="utf-8"?>
